--- a/report/Wildfire_MPI_Report.docx
+++ b/report/Wildfire_MPI_Report.docx
@@ -2742,7 +2742,7 @@
               <w:rPr>
                 <w:sz w:val="19"/>
               </w:rPr>
-              <w:t>0.647</w:t>
+              <w:t>0.561</w:t>
             </w:r>
           </w:p>
         </w:tc>
@@ -2761,7 +2761,7 @@
               <w:rPr>
                 <w:sz w:val="19"/>
               </w:rPr>
-              <w:t>0.594</w:t>
+              <w:t>0.587</w:t>
             </w:r>
           </w:p>
         </w:tc>
@@ -2780,7 +2780,7 @@
               <w:rPr>
                 <w:sz w:val="19"/>
               </w:rPr>
-              <w:t>1.09</w:t>
+              <w:t>0.96</w:t>
             </w:r>
           </w:p>
         </w:tc>
@@ -2799,7 +2799,7 @@
               <w:rPr>
                 <w:sz w:val="19"/>
               </w:rPr>
-              <w:t>1.09</w:t>
+              <w:t>0.96</w:t>
             </w:r>
           </w:p>
         </w:tc>
@@ -2881,7 +2881,7 @@
               <w:rPr>
                 <w:sz w:val="19"/>
               </w:rPr>
-              <w:t>0.647</w:t>
+              <w:t>0.561</w:t>
             </w:r>
           </w:p>
         </w:tc>
@@ -2901,7 +2901,7 @@
               <w:rPr>
                 <w:sz w:val="19"/>
               </w:rPr>
-              <w:t>0.538</w:t>
+              <w:t>0.573</w:t>
             </w:r>
           </w:p>
         </w:tc>
@@ -2921,7 +2921,7 @@
               <w:rPr>
                 <w:sz w:val="19"/>
               </w:rPr>
-              <w:t>1.20</w:t>
+              <w:t>0.98</w:t>
             </w:r>
           </w:p>
         </w:tc>
@@ -2941,7 +2941,7 @@
               <w:rPr>
                 <w:sz w:val="19"/>
               </w:rPr>
-              <w:t>0.60</w:t>
+              <w:t>0.49</w:t>
             </w:r>
           </w:p>
         </w:tc>
@@ -2961,7 +2961,7 @@
               <w:rPr>
                 <w:sz w:val="19"/>
               </w:rPr>
-              <w:t>53.2</w:t>
+              <w:t>54.3</w:t>
             </w:r>
           </w:p>
         </w:tc>
@@ -3021,7 +3021,7 @@
               <w:rPr>
                 <w:sz w:val="19"/>
               </w:rPr>
-              <w:t>0.647</w:t>
+              <w:t>0.561</w:t>
             </w:r>
           </w:p>
         </w:tc>
@@ -3040,7 +3040,7 @@
               <w:rPr>
                 <w:sz w:val="19"/>
               </w:rPr>
-              <w:t>0.578</w:t>
+              <w:t>0.574</w:t>
             </w:r>
           </w:p>
         </w:tc>
@@ -3059,7 +3059,7 @@
               <w:rPr>
                 <w:sz w:val="19"/>
               </w:rPr>
-              <w:t>1.12</w:t>
+              <w:t>0.98</w:t>
             </w:r>
           </w:p>
         </w:tc>
@@ -3078,7 +3078,7 @@
               <w:rPr>
                 <w:sz w:val="19"/>
               </w:rPr>
-              <w:t>0.28</w:t>
+              <w:t>0.24</w:t>
             </w:r>
           </w:p>
         </w:tc>
@@ -3097,7 +3097,7 @@
               <w:rPr>
                 <w:sz w:val="19"/>
               </w:rPr>
-              <w:t>82.6</w:t>
+              <w:t>82.1</w:t>
             </w:r>
           </w:p>
         </w:tc>
@@ -3160,7 +3160,7 @@
               <w:rPr>
                 <w:sz w:val="19"/>
               </w:rPr>
-              <w:t>2.528</w:t>
+              <w:t>2.560</w:t>
             </w:r>
           </w:p>
         </w:tc>
@@ -3180,7 +3180,7 @@
               <w:rPr>
                 <w:sz w:val="19"/>
               </w:rPr>
-              <w:t>2.672</w:t>
+              <w:t>2.534</w:t>
             </w:r>
           </w:p>
         </w:tc>
@@ -3200,7 +3200,7 @@
               <w:rPr>
                 <w:sz w:val="19"/>
               </w:rPr>
-              <w:t>0.95</w:t>
+              <w:t>1.01</w:t>
             </w:r>
           </w:p>
         </w:tc>
@@ -3220,7 +3220,7 @@
               <w:rPr>
                 <w:sz w:val="19"/>
               </w:rPr>
-              <w:t>0.95</w:t>
+              <w:t>1.01</w:t>
             </w:r>
           </w:p>
         </w:tc>
@@ -3300,7 +3300,7 @@
               <w:rPr>
                 <w:sz w:val="19"/>
               </w:rPr>
-              <w:t>2.528</w:t>
+              <w:t>2.560</w:t>
             </w:r>
           </w:p>
         </w:tc>
@@ -3319,7 +3319,7 @@
               <w:rPr>
                 <w:sz w:val="19"/>
               </w:rPr>
-              <w:t>2.448</w:t>
+              <w:t>2.381</w:t>
             </w:r>
           </w:p>
         </w:tc>
@@ -3338,7 +3338,7 @@
               <w:rPr>
                 <w:sz w:val="19"/>
               </w:rPr>
-              <w:t>1.03</w:t>
+              <w:t>1.08</w:t>
             </w:r>
           </w:p>
         </w:tc>
@@ -3357,7 +3357,7 @@
               <w:rPr>
                 <w:sz w:val="19"/>
               </w:rPr>
-              <w:t>0.52</w:t>
+              <w:t>0.54</w:t>
             </w:r>
           </w:p>
         </w:tc>
@@ -3376,7 +3376,7 @@
               <w:rPr>
                 <w:sz w:val="19"/>
               </w:rPr>
-              <w:t>38.0</w:t>
+              <w:t>44.1</w:t>
             </w:r>
           </w:p>
         </w:tc>
@@ -3436,7 +3436,7 @@
               <w:rPr>
                 <w:sz w:val="19"/>
               </w:rPr>
-              <w:t>2.528</w:t>
+              <w:t>2.560</w:t>
             </w:r>
           </w:p>
         </w:tc>
@@ -3455,7 +3455,7 @@
               <w:rPr>
                 <w:sz w:val="19"/>
               </w:rPr>
-              <w:t>2.478</w:t>
+              <w:t>2.449</w:t>
             </w:r>
           </w:p>
         </w:tc>
@@ -3474,7 +3474,7 @@
               <w:rPr>
                 <w:sz w:val="19"/>
               </w:rPr>
-              <w:t>1.02</w:t>
+              <w:t>1.05</w:t>
             </w:r>
           </w:p>
         </w:tc>
@@ -3512,7 +3512,7 @@
               <w:rPr>
                 <w:sz w:val="19"/>
               </w:rPr>
-              <w:t>73.5</w:t>
+              <w:t>72.5</w:t>
             </w:r>
           </w:p>
         </w:tc>
@@ -3606,7 +3606,7 @@
           <w:b w:val="0"/>
           <w:i w:val="0"/>
         </w:rPr>
-        <w:t>The MPI program with one process is within 8% of the sequential time at every grid size, i.e. the extra bookkeeping of the MPI version (halo buffers, two Sendrecv calls with MPI_PROC_NULL) is negligible.</w:t>
+        <w:t>The MPI program with one process is within 5% of the sequential time at every grid size, i.e. the extra bookkeeping of the MPI version (halo buffers, two Sendrecv calls with MPI_PROC_NULL) is negligible.</w:t>
       </w:r>
     </w:p>
     <w:p>
